--- a/resources/form_templates/cartas/Carta_de_compromiso_respecto_a_la_oferta_de_precio_presentada.docx
+++ b/resources/form_templates/cartas/Carta_de_compromiso_respecto_a_la_oferta_de_precio_presentada.docx
@@ -517,7 +517,7 @@
           <w:rFonts w:ascii="Arial" w:hAnsi="Arial" w:cs="Arial"/>
           <w:lang w:val="en-US"/>
         </w:rPr>
-        <w:t xml:space="preserve">[Firma del gerente de su empresa]</w:t>
+        <w:t xml:space="preserve">${img_firma}</w:t>
       </w:r>
       <w:r>
         <w:rPr>
@@ -530,7 +530,7 @@
         <w:rPr>
           <w:rFonts w:ascii="Arial" w:hAnsi="Arial" w:cs="Arial"/>
         </w:rPr>
-        <w:t xml:space="preserve">[Sello de su empresa]</w:t>
+        <w:t xml:space="preserve">${img_sello}</w:t>
       </w:r>
     </w:p>
     <w:p>
@@ -637,7 +637,7 @@
       <w:jc w:val="center"/>
     </w:pPr>
     <w:r>
-      <w:t xml:space="preserve">[Logo de su empresa]</w:t>
+      <w:t xml:space="preserve">${img_logo}</w:t>
     </w:r>
   </w:p>
   <w:p>

--- a/resources/form_templates/cartas/Carta_de_compromiso_respecto_a_la_oferta_de_precio_presentada.docx
+++ b/resources/form_templates/cartas/Carta_de_compromiso_respecto_a_la_oferta_de_precio_presentada.docx
@@ -175,7 +175,7 @@
           <w:rFonts w:ascii="Arial" w:hAnsi="Arial" w:cs="Arial"/>
           <w:lang w:val="en-US"/>
         </w:rPr>
-        <w:t xml:space="preserve">18/03/2026</w:t>
+        <w:t xml:space="preserve">${fecha}</w:t>
       </w:r>
     </w:p>
     <w:p>
